--- a/补充材料2_TRIPODAI检查表_20260914.docx
+++ b/补充材料2_TRIPODAI检查表_20260914.docx
@@ -25,7 +25,7 @@
           <w:b w:val="0"/>
           <w:sz w:val="19"/>
         </w:rPr>
-        <w:t>稿件：同上。以下按 TRIPOD+AI 清单（Collins GS, et al. BMJ. 2024;385:e078378）核对。本研究评分为探索性候选基因预后评分（双基因 Cox），非 AI 模型。</w:t>
+        <w:t>稿件：遗传预测的血清促甲状腺激素水平与甲状腺癌风险的孟德尔随机化重复验证与扩展研究：附候选基因评分与肿瘤微环境的探索性评估（王沛，新疆医科大学第一附属医院）。</w:t>
       </w:r>
     </w:p>
     <w:tbl>
@@ -142,17 +142,8 @@
             <w:tcW w:type="dxa" w:w="1984"/>
           </w:tcPr>
           <w:p>
-            <w:pPr>
-              <w:spacing w:after="40"/>
-            </w:pPr>
-            <w:r/>
             <w:r>
-              <w:rPr>
-                <w:rFonts w:ascii="Times New Roman" w:hAnsi="Times New Roman" w:eastAsia="宋体"/>
-                <w:b w:val="0"/>
-                <w:sz w:val="18"/>
-              </w:rPr>
-              <w:t>部分报告：标题含“候选基因预后评分”，定位为探索性</w:t>
+              <w:t>已报告：标题含“候选基因评分”并注明“探索性评估”</w:t>
             </w:r>
           </w:p>
         </w:tc>
@@ -437,17 +428,8 @@
             <w:tcW w:type="dxa" w:w="1984"/>
           </w:tcPr>
           <w:p>
-            <w:pPr>
-              <w:spacing w:after="40"/>
-            </w:pPr>
-            <w:r/>
             <w:r>
-              <w:rPr>
-                <w:rFonts w:ascii="Times New Roman" w:hAnsi="Times New Roman" w:eastAsia="宋体"/>
-                <w:b w:val="0"/>
-                <w:sz w:val="18"/>
-              </w:rPr>
-              <w:t>部分报告：TCGA-THY 全队列 409 例；缺失表达经中位数填补（Lasso 重跑）</w:t>
+              <w:t>已报告（有限）：TCGA-THY 全队列 409 例，无人工排除；缺失数据机制未单独报告（见条目 10）</w:t>
             </w:r>
           </w:p>
         </w:tc>
@@ -673,17 +655,8 @@
             <w:tcW w:type="dxa" w:w="1984"/>
           </w:tcPr>
           <w:p>
-            <w:pPr>
-              <w:spacing w:after="40"/>
-            </w:pPr>
-            <w:r/>
             <w:r>
-              <w:rPr>
-                <w:rFonts w:ascii="Times New Roman" w:hAnsi="Times New Roman" w:eastAsia="宋体"/>
-                <w:b w:val="0"/>
-                <w:sz w:val="18"/>
-              </w:rPr>
-              <w:t>部分报告：中位数填补（变量选择重跑）</w:t>
+              <w:t>未报告（主模型）：正文仅说明变量选择重跑时缺失表达经中位数填补（3.4），未系统报告缺失模式</w:t>
             </w:r>
           </w:p>
         </w:tc>
@@ -968,17 +941,8 @@
             <w:tcW w:type="dxa" w:w="1984"/>
           </w:tcPr>
           <w:p>
-            <w:pPr>
-              <w:spacing w:after="40"/>
-            </w:pPr>
-            <w:r/>
             <w:r>
-              <w:rPr>
-                <w:rFonts w:ascii="Times New Roman" w:hAnsi="Times New Roman" w:eastAsia="宋体"/>
-                <w:b w:val="0"/>
-                <w:sz w:val="18"/>
-              </w:rPr>
-              <w:t>部分报告：GSE33630 仅病理类型梯度验证（无生存终点），如实声明不构成生存外部验证</w:t>
+              <w:t>未报告（不可行）：无独立生存终点队列，外部生存验证无法执行；GSE33630 仅病理类型梯度验证（正文 2.5/4.7 如实声明）</w:t>
             </w:r>
           </w:p>
         </w:tc>
@@ -1145,17 +1109,8 @@
             <w:tcW w:type="dxa" w:w="1984"/>
           </w:tcPr>
           <w:p>
-            <w:pPr>
-              <w:spacing w:after="40"/>
-            </w:pPr>
-            <w:r/>
             <w:r>
-              <w:rPr>
-                <w:rFonts w:ascii="Times New Roman" w:hAnsi="Times New Roman" w:eastAsia="宋体"/>
-                <w:b w:val="0"/>
-                <w:sz w:val="18"/>
-              </w:rPr>
-              <w:t>部分报告：GSE33630 梯度验证（K-W P=1.75×10⁻¹²）；无生存验证</w:t>
+              <w:t>未报告（生存验证结果不可得）：仅报告病理类型梯度验证结果（K-W P=1.75×10⁻¹²）；无生存终点外部验证结果</w:t>
             </w:r>
           </w:p>
         </w:tc>
@@ -1525,7 +1480,7 @@
           <w:b w:val="0"/>
           <w:sz w:val="18"/>
         </w:rPr>
-        <w:t>说明：本研究评分未经独立生存队列验证、无外部校准，按 TRIPOD+AI 标准属于“模型开发（探索性）”阶段，已在正文如实定位。</w:t>
+        <w:t>说明：本研究评分为探索性候选基因评分（双基因 Cox），非 AI 模型；未经独立生存队列验证、无外部校准，按 TRIPOD+AI 标准属于“模型开发（探索性）”阶段，已在正文如实定位。条目 1/6/10/15/18 已按第五轮审稿要求改为“未报告/不可行”或如实限缩表述（2026-09-15）。</w:t>
       </w:r>
     </w:p>
     <w:sectPr>
